--- a/docs/7 Intervention Mapping I - Bedarfsanalyse und logisches Modell des Problems/Arbeitsblatt Bedarfsanalyse.docx
+++ b/docs/7 Intervention Mapping I - Bedarfsanalyse und logisches Modell des Problems/Arbeitsblatt Bedarfsanalyse.docx
@@ -18,30 +18,81 @@
         <w:t xml:space="preserve">Modul 08-006-0007 — Seminar: Psychologische Interventionen</w:t>
       </w:r>
     </w:p>
-    <w:bookmarkStart w:id="10" w:name="einleitung-und-zielstellung"/>
+    <w:bookmarkStart w:id="30" w:name="hausarbeitsthemen-1-und-4"/>
     <w:p>
       <w:pPr>
         <w:pStyle w:val="Heading1"/>
       </w:pPr>
       <w:r>
+        <w:t xml:space="preserve">Hausarbeitsthemen 1 und 4</w:t>
+      </w:r>
+    </w:p>
+    <w:bookmarkStart w:id="9" w:name="einleitung-und-zielstellung"/>
+    <w:p>
+      <w:pPr>
+        <w:pStyle w:val="Heading2"/>
+      </w:pPr>
+      <w:r>
         <w:t xml:space="preserve">Einleitung und Zielstellung</w:t>
       </w:r>
     </w:p>
-    <w:bookmarkStart w:id="9" w:name="X0e0c5eaab71710e42f6c1744f018bcb5370ea4c"/>
+    <w:bookmarkEnd w:id="9"/>
+    <w:bookmarkStart w:id="10" w:name="Xadba0b0cbd195bb1c183c2b478731c56d3c2a4b"/>
     <w:p>
       <w:pPr>
         <w:pStyle w:val="Heading2"/>
       </w:pPr>
       <w:r>
-        <w:t xml:space="preserve">Dieses Arbeitsblatt unterstützt euch dabei, Schritt 1 des Intervention Mapping (die Bedarfsanalyse) sauber für eure Hausarbeit vorzubereiten. Ihr könnt die Aufgaben in der Gruppe aufteilen. Bearbeitet anschließend die Checkliste am Ende zusammen.</w:t>
-      </w:r>
-    </w:p>
-    <w:bookmarkEnd w:id="9"/>
+        <w:t xml:space="preserve">Dieses Arbeitsblatt unterstützt euch dabei, Schritt 1 des Intervention Mapping (die Bedarfsanalyse) sauber für eure Hausarbeit vorzubereiten. Ihr könnt die Aufgaben in der Gruppe aufteilen. Bearbeitet anschließend die Checkliste am Ende zusammen. Auch für Hausarbeitsthemen 2 und 3 lässt sich die Logik von Intervention Mapping - auf den Kontext angepasst - anwenden.</w:t>
+      </w:r>
+    </w:p>
+    <w:p>
+      <w:pPr>
+        <w:pStyle w:val="FirstParagraph"/>
+      </w:pPr>
+      <w:r>
+        <w:t xml:space="preserve">Vorentlastung: Überfliegt nochmals den Artikel von Svendsen et al. (2022). Wie wurde hier die Bedarfsanalyse gemacht?</w:t>
+      </w:r>
+    </w:p>
+    <w:p>
+      <w:pPr>
+        <w:pStyle w:val="BodyText"/>
+      </w:pPr>
+      <w:r>
+        <w:t xml:space="preserve">Svendsen, M. J., Sandal, L. F., Kjær, P., Nicholl, B. I., Cooper, K., Mair, F., Hartvigsen, J., Stochkendahl, M. J., Søgaard, K., Mork, P. J., &amp; Rasmussen, C. (2022). Using intervention mapping to develop a decision support system–based smartphone app (selfBACK) to support self-management of nonspecific low back pain: Development and usability study.</w:t>
+      </w:r>
+      <w:r>
+        <w:t xml:space="preserve"> </w:t>
+      </w:r>
+      <w:r>
+        <w:rPr>
+          <w:i/>
+          <w:iCs/>
+        </w:rPr>
+        <w:t xml:space="preserve">Journal of Medical Internet Research</w:t>
+      </w:r>
+      <w:r>
+        <w:t xml:space="preserve">,</w:t>
+      </w:r>
+      <w:r>
+        <w:t xml:space="preserve"> </w:t>
+      </w:r>
+      <w:r>
+        <w:rPr>
+          <w:i/>
+          <w:iCs/>
+        </w:rPr>
+        <w:t xml:space="preserve">24</w:t>
+      </w:r>
+      <w:r>
+        <w:t xml:space="preserve">(1), e26555. https://doi.org/10.2196/26555</w:t>
+      </w:r>
+    </w:p>
     <w:bookmarkEnd w:id="10"/>
-    <w:bookmarkStart w:id="26" w:name="X476cfe77275c46ab0f1619e0b559b9908b68530"/>
-    <w:p>
-      <w:pPr>
-        <w:pStyle w:val="Heading1"/>
+    <w:bookmarkStart w:id="28" w:name="X476cfe77275c46ab0f1619e0b559b9908b68530"/>
+    <w:p>
+      <w:pPr>
+        <w:pStyle w:val="Heading2"/>
       </w:pPr>
       <w:r>
         <w:t xml:space="preserve">Aufgaben und Leitfragen für euer Gruppen-Brainstorming</w:t>
@@ -50,7 +101,7 @@
     <w:bookmarkStart w:id="11" w:name="Xf4e66d510bc0052c5cf2b502f7bf3d77418a30a"/>
     <w:p>
       <w:pPr>
-        <w:pStyle w:val="Heading2"/>
+        <w:pStyle w:val="Heading3"/>
       </w:pPr>
       <w:r>
         <w:t xml:space="preserve">Aufgabe 1: Partizipation und die Planungsgruppe</w:t>
@@ -93,7 +144,7 @@
     <w:bookmarkStart w:id="12" w:name="Xf3acd188dfd2625902cb32d415a36cae88df2de"/>
     <w:p>
       <w:pPr>
-        <w:pStyle w:val="Heading2"/>
+        <w:pStyle w:val="Heading3"/>
       </w:pPr>
       <w:r>
         <w:t xml:space="preserve">Aufgabe 2: Zielgruppe, Gesundheitsproblem und Lebensqualität</w:t>
@@ -136,7 +187,7 @@
     <w:bookmarkStart w:id="13" w:name="aufgabe-3-verhaltens--und-umweltursachen"/>
     <w:p>
       <w:pPr>
-        <w:pStyle w:val="Heading2"/>
+        <w:pStyle w:val="Heading3"/>
       </w:pPr>
       <w:r>
         <w:t xml:space="preserve">Aufgabe 3: Verhaltens- und Umweltursachen</w:t>
@@ -179,7 +230,7 @@
     <w:bookmarkStart w:id="14" w:name="aufgabe-4-determinanten-und-ressourcen"/>
     <w:p>
       <w:pPr>
-        <w:pStyle w:val="Heading2"/>
+        <w:pStyle w:val="Heading3"/>
       </w:pPr>
       <w:r>
         <w:t xml:space="preserve">Aufgabe 4: Determinanten und Ressourcen</w:t>
@@ -219,10 +270,10 @@
       </w:r>
     </w:p>
     <w:bookmarkEnd w:id="14"/>
-    <w:bookmarkStart w:id="15" w:name="aufgabe-5-bewertung-und-priorisierung"/>
-    <w:p>
-      <w:pPr>
-        <w:pStyle w:val="Heading2"/>
+    <w:bookmarkStart w:id="17" w:name="aufgabe-5-bewertung-und-priorisierung"/>
+    <w:p>
+      <w:pPr>
+        <w:pStyle w:val="Heading3"/>
       </w:pPr>
       <w:r>
         <w:t xml:space="preserve">Aufgabe 5: Bewertung und Priorisierung</w:t>
@@ -275,15 +326,565 @@
         <w:t xml:space="preserve"> </w:t>
       </w:r>
       <w:r>
-        <w:t xml:space="preserve">(Wie leicht können wir das durch eine Intervention ändern?) bewertet: Auf welche zwei bis drei Hauptfaktoren konzentriert ihr euch? Die Bewertung kann matrixartig erfolgen - mit Relevanz auf einer Achse und Veränderbarkeit auf der anderen Achse. (Ihr könnt in einer Hausarbeit nicht alle Probleme auf einmal lösen. Konzentriert euch auf die Faktoren, die sowohl wichtig als auch gut veränderbar sind. Sonst wird es zu umfangreich.)</w:t>
-      </w:r>
-    </w:p>
+        <w:t xml:space="preserve">(Wie leicht können wir das durch eine Intervention ändern?) bewertet: Auf welche zwei bis drei Hauptfaktoren konzentriert ihr euch? Die Bewertung kann matrixartig erfolgen - mit Relevanz auf einer Achse und Veränderbarkeit auf der anderen Achse. (Ihr könnt in einer Hausarbeit nicht alle Probleme auf einmal lösen. Konzentriert euch auf die Faktoren, die sowohl wichtig als auch gut veränderbar sind. Sonst wird es zu umfangreich.) Idealerweise Orientiert euch bei der Bewertung an empirischer Evidenz aus der Literatur (z. B. Odds Ratios oder Effekstärken).</w:t>
+      </w:r>
+    </w:p>
+    <w:bookmarkStart w:id="15" w:name="X1ea6b60bfa49646ed8d879d2b5a89ac4ca36a74"/>
+    <w:p>
+      <w:pPr>
+        <w:pStyle w:val="Heading4"/>
+      </w:pPr>
+      <w:r>
+        <w:t xml:space="preserve">📋 Mini-Beispiel zur Orientierung: Priorisierungs-Matrix</w:t>
+      </w:r>
+    </w:p>
+    <w:tbl>
+      <w:tblPr>
+        <w:tblStyle w:val="Table"/>
+        <w:tblW w:type="pct" w:w="5000"/>
+        <w:tblLayout w:type="fixed"/>
+        <w:tblLook w:firstRow="1" w:lastRow="0" w:firstColumn="0" w:lastColumn="0" w:noHBand="0" w:noVBand="0" w:val="0020"/>
+      </w:tblPr>
+      <w:tblGrid>
+        <w:gridCol w:w="2840"/>
+        <w:gridCol w:w="860"/>
+        <w:gridCol w:w="1463"/>
+        <w:gridCol w:w="2754"/>
+      </w:tblGrid>
+      <w:tr>
+        <w:trPr>
+          <w:tblHeader w:val="on"/>
+        </w:trPr>
+        <w:tc>
+          <w:tcPr/>
+          <w:p>
+            <w:pPr>
+              <w:pStyle w:val="Compact"/>
+            </w:pPr>
+            <w:r>
+              <w:t xml:space="preserve">Faktoren (Verhalten &amp; Umwelt)</w:t>
+            </w:r>
+          </w:p>
+        </w:tc>
+        <w:tc>
+          <w:tcPr/>
+          <w:p>
+            <w:pPr>
+              <w:pStyle w:val="Compact"/>
+              <w:jc w:val="center"/>
+            </w:pPr>
+            <w:r>
+              <w:t xml:space="preserve">Relevanz</w:t>
+            </w:r>
+          </w:p>
+        </w:tc>
+        <w:tc>
+          <w:tcPr/>
+          <w:p>
+            <w:pPr>
+              <w:pStyle w:val="Compact"/>
+              <w:jc w:val="center"/>
+            </w:pPr>
+            <w:r>
+              <w:t xml:space="preserve">Veränderbarkeit</w:t>
+            </w:r>
+          </w:p>
+        </w:tc>
+        <w:tc>
+          <w:tcPr/>
+          <w:p>
+            <w:pPr>
+              <w:pStyle w:val="Compact"/>
+            </w:pPr>
+            <w:r>
+              <w:t xml:space="preserve">Evidenz (Literatur/Fallarbeit)</w:t>
+            </w:r>
+          </w:p>
+        </w:tc>
+      </w:tr>
+      <w:tr>
+        <w:tc>
+          <w:tcPr/>
+          <w:p>
+            <w:pPr>
+              <w:pStyle w:val="Compact"/>
+            </w:pPr>
+            <w:r>
+              <w:rPr>
+                <w:b/>
+                <w:bCs/>
+              </w:rPr>
+              <w:t xml:space="preserve">Ebene: Kinder (Zielgruppe)</w:t>
+            </w:r>
+          </w:p>
+        </w:tc>
+        <w:tc>
+          <w:tcPr/>
+          <w:p>
+            <w:pPr>
+              <w:pStyle w:val="Compact"/>
+            </w:pPr>
+          </w:p>
+        </w:tc>
+        <w:tc>
+          <w:tcPr/>
+          <w:p>
+            <w:pPr>
+              <w:pStyle w:val="Compact"/>
+            </w:pPr>
+          </w:p>
+        </w:tc>
+        <w:tc>
+          <w:tcPr/>
+          <w:p>
+            <w:pPr>
+              <w:pStyle w:val="Compact"/>
+            </w:pPr>
+          </w:p>
+        </w:tc>
+      </w:tr>
+      <w:tr>
+        <w:tc>
+          <w:tcPr/>
+          <w:p>
+            <w:pPr>
+              <w:pStyle w:val="Compact"/>
+            </w:pPr>
+            <w:r>
+              <w:t xml:space="preserve">* Geringe Selbstwirksamkeit</w:t>
+            </w:r>
+          </w:p>
+        </w:tc>
+        <w:tc>
+          <w:tcPr/>
+          <w:p>
+            <w:pPr>
+              <w:pStyle w:val="Compact"/>
+              <w:jc w:val="center"/>
+            </w:pPr>
+            <w:r>
+              <w:t xml:space="preserve">+++</w:t>
+            </w:r>
+          </w:p>
+        </w:tc>
+        <w:tc>
+          <w:tcPr/>
+          <w:p>
+            <w:pPr>
+              <w:pStyle w:val="Compact"/>
+              <w:jc w:val="center"/>
+            </w:pPr>
+            <w:r>
+              <w:t xml:space="preserve">✓</w:t>
+            </w:r>
+          </w:p>
+        </w:tc>
+        <w:tc>
+          <w:tcPr/>
+          <w:p>
+            <w:pPr>
+              <w:pStyle w:val="Compact"/>
+            </w:pPr>
+            <m:oMath>
+              <m:r>
+                <m:t>d</m:t>
+              </m:r>
+              <m:r>
+                <m:rPr>
+                  <m:sty m:val="p"/>
+                </m:rPr>
+                <m:t>=</m:t>
+              </m:r>
+              <m:r>
+                <m:t>0.58</m:t>
+              </m:r>
+            </m:oMath>
+            <w:r>
+              <w:t xml:space="preserve"> </w:t>
+            </w:r>
+            <w:r>
+              <w:t xml:space="preserve">(starker Prädiktor)</w:t>
+            </w:r>
+          </w:p>
+        </w:tc>
+      </w:tr>
+      <w:tr>
+        <w:tc>
+          <w:tcPr/>
+          <w:p>
+            <w:pPr>
+              <w:pStyle w:val="Compact"/>
+            </w:pPr>
+            <w:r>
+              <w:t xml:space="preserve">* Objektiv unsicherer Schulweg</w:t>
+            </w:r>
+          </w:p>
+        </w:tc>
+        <w:tc>
+          <w:tcPr/>
+          <w:p>
+            <w:pPr>
+              <w:pStyle w:val="Compact"/>
+              <w:jc w:val="center"/>
+            </w:pPr>
+            <w:r>
+              <w:t xml:space="preserve">+++</w:t>
+            </w:r>
+          </w:p>
+        </w:tc>
+        <w:tc>
+          <w:tcPr/>
+          <w:p>
+            <w:pPr>
+              <w:pStyle w:val="Compact"/>
+              <w:jc w:val="center"/>
+            </w:pPr>
+            <w:r>
+              <w:t xml:space="preserve">✗</w:t>
+            </w:r>
+          </w:p>
+        </w:tc>
+        <w:tc>
+          <w:tcPr/>
+          <w:p>
+            <w:pPr>
+              <w:pStyle w:val="Compact"/>
+            </w:pPr>
+            <w:r>
+              <w:t xml:space="preserve">Nicht durch Schulprojekt veränderbar</w:t>
+            </w:r>
+          </w:p>
+        </w:tc>
+      </w:tr>
+      <w:tr>
+        <w:tc>
+          <w:tcPr/>
+          <w:p>
+            <w:pPr>
+              <w:pStyle w:val="Compact"/>
+            </w:pPr>
+            <w:r>
+              <w:rPr>
+                <w:b/>
+                <w:bCs/>
+              </w:rPr>
+              <w:t xml:space="preserve">Ebene: Schule / Lehrkräfte</w:t>
+            </w:r>
+          </w:p>
+        </w:tc>
+        <w:tc>
+          <w:tcPr/>
+          <w:p>
+            <w:pPr>
+              <w:pStyle w:val="Compact"/>
+            </w:pPr>
+          </w:p>
+        </w:tc>
+        <w:tc>
+          <w:tcPr/>
+          <w:p>
+            <w:pPr>
+              <w:pStyle w:val="Compact"/>
+            </w:pPr>
+          </w:p>
+        </w:tc>
+        <w:tc>
+          <w:tcPr/>
+          <w:p>
+            <w:pPr>
+              <w:pStyle w:val="Compact"/>
+            </w:pPr>
+          </w:p>
+        </w:tc>
+      </w:tr>
+      <w:tr>
+        <w:tc>
+          <w:tcPr/>
+          <w:p>
+            <w:pPr>
+              <w:pStyle w:val="Compact"/>
+            </w:pPr>
+            <w:r>
+              <w:t xml:space="preserve">* Lehrkräfte-Norm (</w:t>
+            </w:r>
+            <w:r>
+              <w:t xml:space="preserve">“ruhige Pause”</w:t>
+            </w:r>
+            <w:r>
+              <w:t xml:space="preserve">)</w:t>
+            </w:r>
+          </w:p>
+        </w:tc>
+        <w:tc>
+          <w:tcPr/>
+          <w:p>
+            <w:pPr>
+              <w:pStyle w:val="Compact"/>
+              <w:jc w:val="center"/>
+            </w:pPr>
+            <w:r>
+              <w:t xml:space="preserve">++</w:t>
+            </w:r>
+          </w:p>
+        </w:tc>
+        <w:tc>
+          <w:tcPr/>
+          <w:p>
+            <w:pPr>
+              <w:pStyle w:val="Compact"/>
+              <w:jc w:val="center"/>
+            </w:pPr>
+            <w:r>
+              <w:t xml:space="preserve">✓</w:t>
+            </w:r>
+          </w:p>
+        </w:tc>
+        <w:tc>
+          <w:tcPr/>
+          <w:p>
+            <w:pPr>
+              <w:pStyle w:val="Compact"/>
+            </w:pPr>
+            <w:r>
+              <w:t xml:space="preserve">Aus Interview im Fallbeispiel</w:t>
+            </w:r>
+          </w:p>
+        </w:tc>
+      </w:tr>
+    </w:tbl>
     <w:p>
       <w:pPr>
         <w:pStyle w:val="BodyText"/>
       </w:pPr>
       <w:r>
         <w:rPr>
+          <w:i/>
+          <w:iCs/>
+        </w:rPr>
+        <w:t xml:space="preserve">Legende: +++ = sehr relevant, ++ = relevant, + = weniger relevant | ✓✓ = sehr leicht veränderbar, ✓ = veränderbar, ✗ = nicht veränderbar</w:t>
+      </w:r>
+    </w:p>
+    <w:bookmarkEnd w:id="15"/>
+    <w:bookmarkStart w:id="16" w:name="eure-eigene-priorisierungs-tabelle"/>
+    <w:p>
+      <w:pPr>
+        <w:pStyle w:val="Heading4"/>
+      </w:pPr>
+      <w:r>
+        <w:t xml:space="preserve">Eure eigene Priorisierungs-Tabelle:</w:t>
+      </w:r>
+    </w:p>
+    <w:tbl>
+      <w:tblPr>
+        <w:tblStyle w:val="Table"/>
+        <w:tblW w:type="pct" w:w="5000"/>
+        <w:tblLayout w:type="fixed"/>
+        <w:tblLook w:firstRow="1" w:lastRow="0" w:firstColumn="0" w:lastColumn="0" w:noHBand="0" w:noVBand="0" w:val="0020"/>
+      </w:tblPr>
+      <w:tblGrid>
+        <w:gridCol w:w="2840"/>
+        <w:gridCol w:w="860"/>
+        <w:gridCol w:w="1463"/>
+        <w:gridCol w:w="2754"/>
+      </w:tblGrid>
+      <w:tr>
+        <w:trPr>
+          <w:tblHeader w:val="on"/>
+        </w:trPr>
+        <w:tc>
+          <w:tcPr/>
+          <w:p>
+            <w:pPr>
+              <w:pStyle w:val="Compact"/>
+            </w:pPr>
+            <w:r>
+              <w:t xml:space="preserve">Faktoren (Verhalten &amp; Umwelt)</w:t>
+            </w:r>
+          </w:p>
+        </w:tc>
+        <w:tc>
+          <w:tcPr/>
+          <w:p>
+            <w:pPr>
+              <w:pStyle w:val="Compact"/>
+              <w:jc w:val="center"/>
+            </w:pPr>
+            <w:r>
+              <w:t xml:space="preserve">Relevanz</w:t>
+            </w:r>
+          </w:p>
+        </w:tc>
+        <w:tc>
+          <w:tcPr/>
+          <w:p>
+            <w:pPr>
+              <w:pStyle w:val="Compact"/>
+              <w:jc w:val="center"/>
+            </w:pPr>
+            <w:r>
+              <w:t xml:space="preserve">Veränderbarkeit</w:t>
+            </w:r>
+          </w:p>
+        </w:tc>
+        <w:tc>
+          <w:tcPr/>
+          <w:p>
+            <w:pPr>
+              <w:pStyle w:val="Compact"/>
+            </w:pPr>
+            <w:r>
+              <w:t xml:space="preserve">Evidenz (Eure Quellen/Befunde)</w:t>
+            </w:r>
+          </w:p>
+        </w:tc>
+      </w:tr>
+      <w:tr>
+        <w:tc>
+          <w:tcPr/>
+          <w:p>
+            <w:pPr>
+              <w:pStyle w:val="Compact"/>
+            </w:pPr>
+          </w:p>
+        </w:tc>
+        <w:tc>
+          <w:tcPr/>
+          <w:p>
+            <w:pPr>
+              <w:pStyle w:val="Compact"/>
+            </w:pPr>
+          </w:p>
+        </w:tc>
+        <w:tc>
+          <w:tcPr/>
+          <w:p>
+            <w:pPr>
+              <w:pStyle w:val="Compact"/>
+            </w:pPr>
+          </w:p>
+        </w:tc>
+        <w:tc>
+          <w:tcPr/>
+          <w:p>
+            <w:pPr>
+              <w:pStyle w:val="Compact"/>
+            </w:pPr>
+          </w:p>
+        </w:tc>
+      </w:tr>
+      <w:tr>
+        <w:tc>
+          <w:tcPr/>
+          <w:p>
+            <w:pPr>
+              <w:pStyle w:val="Compact"/>
+            </w:pPr>
+          </w:p>
+        </w:tc>
+        <w:tc>
+          <w:tcPr/>
+          <w:p>
+            <w:pPr>
+              <w:pStyle w:val="Compact"/>
+            </w:pPr>
+          </w:p>
+        </w:tc>
+        <w:tc>
+          <w:tcPr/>
+          <w:p>
+            <w:pPr>
+              <w:pStyle w:val="Compact"/>
+            </w:pPr>
+          </w:p>
+        </w:tc>
+        <w:tc>
+          <w:tcPr/>
+          <w:p>
+            <w:pPr>
+              <w:pStyle w:val="Compact"/>
+            </w:pPr>
+          </w:p>
+        </w:tc>
+      </w:tr>
+      <w:tr>
+        <w:tc>
+          <w:tcPr/>
+          <w:p>
+            <w:pPr>
+              <w:pStyle w:val="Compact"/>
+            </w:pPr>
+          </w:p>
+        </w:tc>
+        <w:tc>
+          <w:tcPr/>
+          <w:p>
+            <w:pPr>
+              <w:pStyle w:val="Compact"/>
+            </w:pPr>
+          </w:p>
+        </w:tc>
+        <w:tc>
+          <w:tcPr/>
+          <w:p>
+            <w:pPr>
+              <w:pStyle w:val="Compact"/>
+            </w:pPr>
+          </w:p>
+        </w:tc>
+        <w:tc>
+          <w:tcPr/>
+          <w:p>
+            <w:pPr>
+              <w:pStyle w:val="Compact"/>
+            </w:pPr>
+          </w:p>
+        </w:tc>
+      </w:tr>
+    </w:tbl>
+    <w:bookmarkEnd w:id="16"/>
+    <w:bookmarkEnd w:id="17"/>
+    <w:bookmarkStart w:id="18" w:name="aufgabe-6-theorie"/>
+    <w:p>
+      <w:pPr>
+        <w:pStyle w:val="Heading3"/>
+      </w:pPr>
+      <w:r>
+        <w:t xml:space="preserve">Aufgabe 6: Theorie</w:t>
+      </w:r>
+    </w:p>
+    <w:p>
+      <w:pPr>
+        <w:pStyle w:val="FirstParagraph"/>
+      </w:pPr>
+      <w:r>
+        <w:rPr>
+          <w:b/>
+          <w:bCs/>
+        </w:rPr>
+        <w:t xml:space="preserve">Frage:</w:t>
+      </w:r>
+      <w:r>
+        <w:t xml:space="preserve"> </w:t>
+      </w:r>
+      <w:r>
+        <w:t xml:space="preserve">Bei Saskia habt ihr verschiedene Modelle der Verhaltensänderung kennengelernt (siehe Präsi der ersten LV unter</w:t>
+      </w:r>
+      <w:r>
+        <w:t xml:space="preserve"> </w:t>
+      </w:r>
+      <w:r>
+        <w:t xml:space="preserve">“Modelle der Verhaltensänderung”</w:t>
+      </w:r>
+      <w:r>
+        <w:t xml:space="preserve">). Welche dieser Theorien könnt ihr heranziehen?</w:t>
+      </w:r>
+    </w:p>
+    <w:p>
+      <w:pPr>
+        <w:pStyle w:val="BodyText"/>
+      </w:pPr>
+      <w:r>
+        <w:rPr>
           <w:b/>
           <w:bCs/>
         </w:rPr>
@@ -293,63 +894,11 @@
         <w:t xml:space="preserve"> </w:t>
       </w:r>
     </w:p>
-    <w:bookmarkEnd w:id="15"/>
-    <w:bookmarkStart w:id="16" w:name="aufgabe-6-theorie"/>
-    <w:p>
-      <w:pPr>
-        <w:pStyle w:val="Heading2"/>
-      </w:pPr>
-      <w:r>
-        <w:t xml:space="preserve">Aufgabe 6: Theorie</w:t>
-      </w:r>
-    </w:p>
-    <w:p>
-      <w:pPr>
-        <w:pStyle w:val="FirstParagraph"/>
-      </w:pPr>
-      <w:r>
-        <w:rPr>
-          <w:b/>
-          <w:bCs/>
-        </w:rPr>
-        <w:t xml:space="preserve">Frage:</w:t>
-      </w:r>
-      <w:r>
-        <w:t xml:space="preserve"> </w:t>
-      </w:r>
-      <w:r>
-        <w:t xml:space="preserve">Bei Saskia habt ihr verschiedene Modelle der Verhaltensänderung kennengelernt (siehe Präsi der ersten LV unter</w:t>
-      </w:r>
-      <w:r>
-        <w:t xml:space="preserve"> </w:t>
-      </w:r>
-      <w:r>
-        <w:t xml:space="preserve">“Modelle der Verhaltensänderung”</w:t>
-      </w:r>
-      <w:r>
-        <w:t xml:space="preserve">). Welche dieser Theorien könnt ihr heranziehen?</w:t>
-      </w:r>
-    </w:p>
-    <w:p>
-      <w:pPr>
-        <w:pStyle w:val="BodyText"/>
-      </w:pPr>
-      <w:r>
-        <w:rPr>
-          <w:b/>
-          <w:bCs/>
-        </w:rPr>
-        <w:t xml:space="preserve">Eure Notizen:</w:t>
-      </w:r>
-      <w:r>
-        <w:t xml:space="preserve"> </w:t>
-      </w:r>
-    </w:p>
-    <w:bookmarkEnd w:id="16"/>
-    <w:bookmarkStart w:id="25" w:name="X555dc64fca445d0ed06a4fb83221b39261b4b8e"/>
-    <w:p>
-      <w:pPr>
-        <w:pStyle w:val="Heading2"/>
+    <w:bookmarkEnd w:id="18"/>
+    <w:bookmarkStart w:id="27" w:name="X555dc64fca445d0ed06a4fb83221b39261b4b8e"/>
+    <w:p>
+      <w:pPr>
+        <w:pStyle w:val="Heading3"/>
       </w:pPr>
       <w:r>
         <w:t xml:space="preserve">Aufgabe 7: Das logische Modell des Problems &amp; Programm-Ziel</w:t>
@@ -395,26 +944,26 @@
       <w:r>
         <w:drawing>
           <wp:inline>
-            <wp:extent cx="5334000" cy="2045300"/>
+            <wp:extent cx="5334000" cy="2011627"/>
             <wp:effectExtent b="0" l="0" r="0" t="0"/>
-            <wp:docPr descr="" title="" id="18" name="Picture"/>
+            <wp:docPr descr="" title="" id="20" name="Picture"/>
             <a:graphic>
               <a:graphicData uri="http://schemas.openxmlformats.org/drawingml/2006/picture">
                 <pic:pic>
                   <pic:nvPicPr>
-                    <pic:cNvPr descr="logisches_modell_problem.svg" id="19" name="Picture"/>
+                    <pic:cNvPr descr="logisches_modell_problem.svg" id="21" name="Picture"/>
                     <pic:cNvPicPr>
                       <a:picLocks noChangeArrowheads="1" noChangeAspect="1"/>
                     </pic:cNvPicPr>
                   </pic:nvPicPr>
                   <pic:blipFill>
-                    <a:blip r:embed="rId20">
+                    <a:blip r:embed="rId22">
                       <a:extLst>
                         <a:ext uri="{28A0092B-C50C-407E-A947-70E740481C1C}">
                           <a14:useLocalDpi xmlns:a14="http://schemas.microsoft.com/office/drawing/2010/main" val="0"/>
                         </a:ext>
                         <a:ext uri="{96DAC541-7B7A-43D3-8B79-37D633B846F1}">
-                          <asvg:svgBlip xmlns:asvg="http://schemas.microsoft.com/office/drawing/2016/SVG/main" r:embed="rId17"/>
+                          <asvg:svgBlip xmlns:asvg="http://schemas.microsoft.com/office/drawing/2016/SVG/main" r:embed="rId19"/>
                         </a:ext>
                       </a:extLst>
                     </a:blip>
@@ -425,7 +974,7 @@
                   <pic:spPr bwMode="auto">
                     <a:xfrm>
                       <a:off x="0" y="0"/>
-                      <a:ext cx="5334000" cy="2045300"/>
+                      <a:ext cx="5334000" cy="2011627"/>
                     </a:xfrm>
                     <a:prstGeom prst="rect">
                       <a:avLst/>
@@ -453,24 +1002,24 @@
           <wp:inline>
             <wp:extent cx="5153025" cy="5057775"/>
             <wp:effectExtent b="0" l="0" r="0" t="0"/>
-            <wp:docPr descr="" title="" id="22" name="Picture"/>
+            <wp:docPr descr="" title="" id="24" name="Picture"/>
             <a:graphic>
               <a:graphicData uri="http://schemas.openxmlformats.org/drawingml/2006/picture">
                 <pic:pic>
                   <pic:nvPicPr>
-                    <pic:cNvPr descr="logisches_modell_problem_leer.svg" id="23" name="Picture"/>
+                    <pic:cNvPr descr="logisches_modell_problem_leer.svg" id="25" name="Picture"/>
                     <pic:cNvPicPr>
                       <a:picLocks noChangeArrowheads="1" noChangeAspect="1"/>
                     </pic:cNvPicPr>
                   </pic:nvPicPr>
                   <pic:blipFill>
-                    <a:blip r:embed="rId24">
+                    <a:blip r:embed="rId26">
                       <a:extLst>
                         <a:ext uri="{28A0092B-C50C-407E-A947-70E740481C1C}">
                           <a14:useLocalDpi xmlns:a14="http://schemas.microsoft.com/office/drawing/2010/main" val="0"/>
                         </a:ext>
                         <a:ext uri="{96DAC541-7B7A-43D3-8B79-37D633B846F1}">
-                          <asvg:svgBlip xmlns:asvg="http://schemas.microsoft.com/office/drawing/2016/SVG/main" r:embed="rId21"/>
+                          <asvg:svgBlip xmlns:asvg="http://schemas.microsoft.com/office/drawing/2016/SVG/main" r:embed="rId23"/>
                         </a:ext>
                       </a:extLst>
                     </a:blip>
@@ -500,12 +1049,12 @@
         </w:drawing>
       </w:r>
     </w:p>
-    <w:bookmarkEnd w:id="25"/>
-    <w:bookmarkEnd w:id="26"/>
-    <w:bookmarkStart w:id="27" w:name="eure-checkliste-für-die-hausarbeit"/>
-    <w:p>
-      <w:pPr>
-        <w:pStyle w:val="Heading1"/>
+    <w:bookmarkEnd w:id="27"/>
+    <w:bookmarkEnd w:id="28"/>
+    <w:bookmarkStart w:id="29" w:name="eure-checkliste-für-die-hausarbeit"/>
+    <w:p>
+      <w:pPr>
+        <w:pStyle w:val="Heading2"/>
       </w:pPr>
       <w:r>
         <w:t xml:space="preserve">Eure Checkliste für die Hausarbeit</w:t>
@@ -749,7 +1298,536 @@
         <w:t xml:space="preserve">Ist das Gesamtziel festgeschrieben (Wer verändert was, bis wann und um wie viel)?</w:t>
       </w:r>
     </w:p>
-    <w:bookmarkEnd w:id="27"/>
+    <w:bookmarkEnd w:id="29"/>
+    <w:bookmarkEnd w:id="30"/>
+    <w:bookmarkStart w:id="41" w:name="hausarbeitsthemen-2-und-3"/>
+    <w:p>
+      <w:pPr>
+        <w:pStyle w:val="Heading1"/>
+      </w:pPr>
+      <w:r>
+        <w:t xml:space="preserve">Hausarbeitsthemen 2 und 3</w:t>
+      </w:r>
+    </w:p>
+    <w:bookmarkStart w:id="31" w:name="Xd50a5be3bde083380dd3de433e95897f8133ef5"/>
+    <w:p>
+      <w:pPr>
+        <w:pStyle w:val="Heading2"/>
+      </w:pPr>
+      <w:r>
+        <w:t xml:space="preserve">Einleitung und Anpassung der Logik des Intervention Mappings</w:t>
+      </w:r>
+    </w:p>
+    <w:p>
+      <w:pPr>
+        <w:pStyle w:val="FirstParagraph"/>
+      </w:pPr>
+      <w:r>
+        <w:t xml:space="preserve">Da ihr bei den Themen 2 (Konfliktmanagement/Gruppenführung) und 3 (Motivation/Adhärenz) mit einer bereits bestehenden Gruppe in einem Fallbeispiel arbeitet, verändert sich der Fokus eurer Bedarfsanalyse: Ihr analysiert die</w:t>
+      </w:r>
+      <w:r>
+        <w:t xml:space="preserve"> </w:t>
+      </w:r>
+      <w:r>
+        <w:rPr>
+          <w:b/>
+          <w:bCs/>
+        </w:rPr>
+        <w:t xml:space="preserve">akuten psychosozialen Störungen, Barrieren und Dynamiken im Kursverlauf</w:t>
+      </w:r>
+      <w:r>
+        <w:t xml:space="preserve">. Die Logik des Erkennens und Priorisierens bleibt jedoch genau gleich.</w:t>
+      </w:r>
+    </w:p>
+    <w:p>
+      <w:r>
+        <w:pict>
+          <v:rect style="width:0;height:1.5pt" o:hralign="center" o:hrstd="t" o:hr="t"/>
+        </w:pict>
+      </w:r>
+    </w:p>
+    <w:bookmarkEnd w:id="31"/>
+    <w:bookmarkStart w:id="40" w:name="X8b4eb855052adfa9c9c3363ccfb562ec0769fe3"/>
+    <w:p>
+      <w:pPr>
+        <w:pStyle w:val="Heading2"/>
+      </w:pPr>
+      <w:r>
+        <w:t xml:space="preserve">Aufgaben und Leitfragen für euer Gruppen-Brainstorming</w:t>
+      </w:r>
+    </w:p>
+    <w:bookmarkStart w:id="32" w:name="aufgabe-1-akteure"/>
+    <w:p>
+      <w:pPr>
+        <w:pStyle w:val="Heading3"/>
+      </w:pPr>
+      <w:r>
+        <w:t xml:space="preserve">Aufgabe 1: Akteure</w:t>
+      </w:r>
+    </w:p>
+    <w:p>
+      <w:pPr>
+        <w:pStyle w:val="FirstParagraph"/>
+      </w:pPr>
+      <w:r>
+        <w:rPr>
+          <w:b/>
+          <w:bCs/>
+        </w:rPr>
+        <w:t xml:space="preserve">Frage:</w:t>
+      </w:r>
+      <w:r>
+        <w:t xml:space="preserve"> </w:t>
+      </w:r>
+      <w:r>
+        <w:t xml:space="preserve">Wer sind die Schlüsselpersonen in eurem Fallbeispiel? Welche Rolle spielen die Gruppenleitung (als Steuerungsinstanz) und die einzelnen Teilnehmenden (z. B. Herr K., Frau M. oder Jessica) als Akteure im Konflikt- oder Motivationsgeschehen?</w:t>
+      </w:r>
+    </w:p>
+    <w:p>
+      <w:pPr>
+        <w:pStyle w:val="BodyText"/>
+      </w:pPr>
+      <w:r>
+        <w:rPr>
+          <w:b/>
+          <w:bCs/>
+        </w:rPr>
+        <w:t xml:space="preserve">Eure Notizen:</w:t>
+      </w:r>
+      <w:r>
+        <w:t xml:space="preserve"> </w:t>
+      </w:r>
+    </w:p>
+    <w:bookmarkEnd w:id="32"/>
+    <w:bookmarkStart w:id="33" w:name="X13281d0f9c531b7d45631e0d5fe42cf3895de18"/>
+    <w:p>
+      <w:pPr>
+        <w:pStyle w:val="Heading3"/>
+      </w:pPr>
+      <w:r>
+        <w:t xml:space="preserve">Aufgabe 2: Das psychosoziale Kernproblem der Gruppe</w:t>
+      </w:r>
+    </w:p>
+    <w:p>
+      <w:pPr>
+        <w:pStyle w:val="FirstParagraph"/>
+      </w:pPr>
+      <w:r>
+        <w:rPr>
+          <w:b/>
+          <w:bCs/>
+        </w:rPr>
+        <w:t xml:space="preserve">Frage:</w:t>
+      </w:r>
+      <w:r>
+        <w:t xml:space="preserve"> </w:t>
+      </w:r>
+      <w:r>
+        <w:t xml:space="preserve">Was genau stört den Interventionserfolg im Fallbeispiel?</w:t>
+      </w:r>
+    </w:p>
+    <w:p>
+      <w:pPr>
+        <w:pStyle w:val="BodyText"/>
+      </w:pPr>
+      <w:r>
+        <w:rPr>
+          <w:b/>
+          <w:bCs/>
+        </w:rPr>
+        <w:t xml:space="preserve">Eure Notizen:</w:t>
+      </w:r>
+      <w:r>
+        <w:t xml:space="preserve"> </w:t>
+      </w:r>
+    </w:p>
+    <w:bookmarkEnd w:id="33"/>
+    <w:bookmarkStart w:id="34" w:name="X2256dc69cf6bf451d73d257c0ab7c4ff6ce13c0"/>
+    <w:p>
+      <w:pPr>
+        <w:pStyle w:val="Heading3"/>
+      </w:pPr>
+      <w:r>
+        <w:t xml:space="preserve">Aufgabe 3: Verhaltens- und Umweltursachen im Kursraum</w:t>
+      </w:r>
+    </w:p>
+    <w:p>
+      <w:pPr>
+        <w:pStyle w:val="FirstParagraph"/>
+      </w:pPr>
+      <w:r>
+        <w:rPr>
+          <w:b/>
+          <w:bCs/>
+        </w:rPr>
+        <w:t xml:space="preserve">Frage:</w:t>
+      </w:r>
+      <w:r>
+        <w:t xml:space="preserve"> </w:t>
+      </w:r>
+      <w:r>
+        <w:t xml:space="preserve">Welche konkreten Verhaltensweisen der Beteiligten (z. B. verbale Angriffe, Rückzug, unregelmäßige Teilnahme) und welche Umweltfaktoren (z. B. Leistungsdruck im Kurs, fehlende soziale Unterstützung, ungünstige Übungsgestaltung) befeuern das Problem?</w:t>
+      </w:r>
+    </w:p>
+    <w:p>
+      <w:pPr>
+        <w:pStyle w:val="BodyText"/>
+      </w:pPr>
+      <w:r>
+        <w:rPr>
+          <w:b/>
+          <w:bCs/>
+        </w:rPr>
+        <w:t xml:space="preserve">Eure Notizen:</w:t>
+      </w:r>
+      <w:r>
+        <w:t xml:space="preserve"> </w:t>
+      </w:r>
+    </w:p>
+    <w:bookmarkEnd w:id="34"/>
+    <w:bookmarkStart w:id="35" w:name="X86d893ceb3aca00f2ed4099f1e81fca7629d521"/>
+    <w:p>
+      <w:pPr>
+        <w:pStyle w:val="Heading3"/>
+      </w:pPr>
+      <w:r>
+        <w:t xml:space="preserve">Aufgabe 4: Psychologische Determinanten und Ressourcen der Gruppe</w:t>
+      </w:r>
+    </w:p>
+    <w:p>
+      <w:pPr>
+        <w:pStyle w:val="FirstParagraph"/>
+      </w:pPr>
+      <w:r>
+        <w:rPr>
+          <w:b/>
+          <w:bCs/>
+        </w:rPr>
+        <w:t xml:space="preserve">Frage:</w:t>
+      </w:r>
+      <w:r>
+        <w:t xml:space="preserve"> </w:t>
+      </w:r>
+      <w:r>
+        <w:t xml:space="preserve">Warum verhalten sich die Personen im Fallbeispiel so (z. B. Angst vor Kontrollverlust, mangelnde Selbstwirksamkeit, Frustration von Grundbedürfnissen)? Welche Ressourcen (z. B. sportliche Vorerfahrungen, Einsicht, Zusammenhalt anderer Teilnehmer) sind dennoch da?</w:t>
+      </w:r>
+    </w:p>
+    <w:p>
+      <w:pPr>
+        <w:pStyle w:val="BodyText"/>
+      </w:pPr>
+      <w:r>
+        <w:rPr>
+          <w:b/>
+          <w:bCs/>
+        </w:rPr>
+        <w:t xml:space="preserve">Eure Notizen:</w:t>
+      </w:r>
+      <w:r>
+        <w:t xml:space="preserve"> </w:t>
+      </w:r>
+    </w:p>
+    <w:bookmarkEnd w:id="35"/>
+    <w:bookmarkStart w:id="37" w:name="X646a51c5386b7364e67e77f0c6196a5c5d5f82b"/>
+    <w:p>
+      <w:pPr>
+        <w:pStyle w:val="Heading3"/>
+      </w:pPr>
+      <w:r>
+        <w:t xml:space="preserve">Aufgabe 5: Bewertung und Priorisierung der Baustellen</w:t>
+      </w:r>
+    </w:p>
+    <w:p>
+      <w:pPr>
+        <w:pStyle w:val="FirstParagraph"/>
+      </w:pPr>
+      <w:r>
+        <w:rPr>
+          <w:b/>
+          <w:bCs/>
+        </w:rPr>
+        <w:t xml:space="preserve">Frage:</w:t>
+      </w:r>
+      <w:r>
+        <w:t xml:space="preserve"> </w:t>
+      </w:r>
+      <w:r>
+        <w:t xml:space="preserve">Welche Verhaltens- oder Rahmenfaktoren im Fallbeispiel müsst ihr als Gruppenleitung zuerst angehen? Bewertet nach Relevanz (Wie stark gefährdet es den Kurs?) und Veränderbarkeit (Wie gut könnt ihr es im Kursalltag steuern?).</w:t>
+      </w:r>
+    </w:p>
+    <w:bookmarkStart w:id="36" w:name="Xe1f916813b83eec95f51e3d452447aad77438c4"/>
+    <w:p>
+      <w:pPr>
+        <w:pStyle w:val="Heading4"/>
+      </w:pPr>
+      <w:r>
+        <w:t xml:space="preserve">Eure Priorisierungs-Tabelle für den Gruppenkontext:</w:t>
+      </w:r>
+    </w:p>
+    <w:tbl>
+      <w:tblPr>
+        <w:tblStyle w:val="Table"/>
+        <w:tblW w:type="pct" w:w="5000"/>
+        <w:tblLayout w:type="fixed"/>
+        <w:tblLook w:firstRow="1" w:lastRow="0" w:firstColumn="0" w:lastColumn="0" w:noHBand="0" w:noVBand="0" w:val="0020"/>
+      </w:tblPr>
+      <w:tblGrid>
+        <w:gridCol w:w="3071"/>
+        <w:gridCol w:w="808"/>
+        <w:gridCol w:w="1373"/>
+        <w:gridCol w:w="2666"/>
+      </w:tblGrid>
+      <w:tr>
+        <w:trPr>
+          <w:tblHeader w:val="on"/>
+        </w:trPr>
+        <w:tc>
+          <w:tcPr/>
+          <w:p>
+            <w:pPr>
+              <w:pStyle w:val="Compact"/>
+            </w:pPr>
+            <w:r>
+              <w:t xml:space="preserve">Problemfaktor (Verhalten / Struktur)</w:t>
+            </w:r>
+          </w:p>
+        </w:tc>
+        <w:tc>
+          <w:tcPr/>
+          <w:p>
+            <w:pPr>
+              <w:pStyle w:val="Compact"/>
+              <w:jc w:val="center"/>
+            </w:pPr>
+            <w:r>
+              <w:t xml:space="preserve">Relevanz</w:t>
+            </w:r>
+          </w:p>
+        </w:tc>
+        <w:tc>
+          <w:tcPr/>
+          <w:p>
+            <w:pPr>
+              <w:pStyle w:val="Compact"/>
+              <w:jc w:val="center"/>
+            </w:pPr>
+            <w:r>
+              <w:t xml:space="preserve">Veränderbarkeit</w:t>
+            </w:r>
+          </w:p>
+        </w:tc>
+        <w:tc>
+          <w:tcPr/>
+          <w:p>
+            <w:pPr>
+              <w:pStyle w:val="Compact"/>
+            </w:pPr>
+            <w:r>
+              <w:t xml:space="preserve">Begründung aus dem Fallbeispiel</w:t>
+            </w:r>
+          </w:p>
+        </w:tc>
+      </w:tr>
+      <w:tr>
+        <w:tc>
+          <w:tcPr/>
+          <w:p>
+            <w:pPr>
+              <w:pStyle w:val="Compact"/>
+            </w:pPr>
+          </w:p>
+        </w:tc>
+        <w:tc>
+          <w:tcPr/>
+          <w:p>
+            <w:pPr>
+              <w:pStyle w:val="Compact"/>
+            </w:pPr>
+          </w:p>
+        </w:tc>
+        <w:tc>
+          <w:tcPr/>
+          <w:p>
+            <w:pPr>
+              <w:pStyle w:val="Compact"/>
+            </w:pPr>
+          </w:p>
+        </w:tc>
+        <w:tc>
+          <w:tcPr/>
+          <w:p>
+            <w:pPr>
+              <w:pStyle w:val="Compact"/>
+            </w:pPr>
+          </w:p>
+        </w:tc>
+      </w:tr>
+      <w:tr>
+        <w:tc>
+          <w:tcPr/>
+          <w:p>
+            <w:pPr>
+              <w:pStyle w:val="Compact"/>
+            </w:pPr>
+          </w:p>
+        </w:tc>
+        <w:tc>
+          <w:tcPr/>
+          <w:p>
+            <w:pPr>
+              <w:pStyle w:val="Compact"/>
+            </w:pPr>
+          </w:p>
+        </w:tc>
+        <w:tc>
+          <w:tcPr/>
+          <w:p>
+            <w:pPr>
+              <w:pStyle w:val="Compact"/>
+            </w:pPr>
+          </w:p>
+        </w:tc>
+        <w:tc>
+          <w:tcPr/>
+          <w:p>
+            <w:pPr>
+              <w:pStyle w:val="Compact"/>
+            </w:pPr>
+          </w:p>
+        </w:tc>
+      </w:tr>
+      <w:tr>
+        <w:tc>
+          <w:tcPr/>
+          <w:p>
+            <w:pPr>
+              <w:pStyle w:val="Compact"/>
+            </w:pPr>
+          </w:p>
+        </w:tc>
+        <w:tc>
+          <w:tcPr/>
+          <w:p>
+            <w:pPr>
+              <w:pStyle w:val="Compact"/>
+            </w:pPr>
+          </w:p>
+        </w:tc>
+        <w:tc>
+          <w:tcPr/>
+          <w:p>
+            <w:pPr>
+              <w:pStyle w:val="Compact"/>
+            </w:pPr>
+          </w:p>
+        </w:tc>
+        <w:tc>
+          <w:tcPr/>
+          <w:p>
+            <w:pPr>
+              <w:pStyle w:val="Compact"/>
+            </w:pPr>
+          </w:p>
+        </w:tc>
+      </w:tr>
+    </w:tbl>
+    <w:bookmarkEnd w:id="36"/>
+    <w:bookmarkEnd w:id="37"/>
+    <w:bookmarkStart w:id="38" w:name="Xc94afdc4c54951b885a499d93ab08c88073072c"/>
+    <w:p>
+      <w:pPr>
+        <w:pStyle w:val="Heading3"/>
+      </w:pPr>
+      <w:r>
+        <w:t xml:space="preserve">Aufgabe 6: Theorieauswahl für die Fallarbeit</w:t>
+      </w:r>
+    </w:p>
+    <w:p>
+      <w:pPr>
+        <w:pStyle w:val="FirstParagraph"/>
+      </w:pPr>
+      <w:r>
+        <w:rPr>
+          <w:b/>
+          <w:bCs/>
+        </w:rPr>
+        <w:t xml:space="preserve">Frage:</w:t>
+      </w:r>
+      <w:r>
+        <w:t xml:space="preserve"> </w:t>
+      </w:r>
+      <w:r>
+        <w:t xml:space="preserve">Welche Modelle passen am besten auf eure Dynamik? .</w:t>
+      </w:r>
+    </w:p>
+    <w:p>
+      <w:pPr>
+        <w:pStyle w:val="BodyText"/>
+      </w:pPr>
+      <w:r>
+        <w:rPr>
+          <w:b/>
+          <w:bCs/>
+        </w:rPr>
+        <w:t xml:space="preserve">Eure Notizen:</w:t>
+      </w:r>
+      <w:r>
+        <w:t xml:space="preserve"> </w:t>
+      </w:r>
+    </w:p>
+    <w:bookmarkEnd w:id="38"/>
+    <w:bookmarkStart w:id="39" w:name="X29385f84cf97318bd7cd97433a30a2d8730e74b"/>
+    <w:p>
+      <w:pPr>
+        <w:pStyle w:val="Heading3"/>
+      </w:pPr>
+      <w:r>
+        <w:t xml:space="preserve">Aufgabe 7: Das konkrete Interventions- oder Führungsziel</w:t>
+      </w:r>
+    </w:p>
+    <w:p>
+      <w:pPr>
+        <w:pStyle w:val="FirstParagraph"/>
+      </w:pPr>
+      <w:r>
+        <w:rPr>
+          <w:b/>
+          <w:bCs/>
+        </w:rPr>
+        <w:t xml:space="preserve">Frage:</w:t>
+      </w:r>
+      <w:r>
+        <w:t xml:space="preserve"> </w:t>
+      </w:r>
+      <w:r>
+        <w:t xml:space="preserve">Welches klare, psychosoziale Ziel setzt ihr für die Gruppe oder die Einzelperson bis zum Ende des Kurses? (z. B. „Person X wendet wöchentlich feste Wenn-Dann-Pläne zur Überwindung seiner Barrieren an“).</w:t>
+      </w:r>
+    </w:p>
+    <w:p>
+      <w:pPr>
+        <w:pStyle w:val="BodyText"/>
+      </w:pPr>
+      <w:r>
+        <w:rPr>
+          <w:b/>
+          <w:bCs/>
+        </w:rPr>
+        <w:t xml:space="preserve">Eure Notizen:</w:t>
+      </w:r>
+      <w:r>
+        <w:t xml:space="preserve"> </w:t>
+      </w:r>
+    </w:p>
+    <w:p>
+      <w:r>
+        <w:pict>
+          <v:rect style="width:0;height:1.5pt" o:hralign="center" o:hrstd="t" o:hr="t"/>
+        </w:pict>
+      </w:r>
+    </w:p>
+    <w:bookmarkEnd w:id="39"/>
+    <w:bookmarkEnd w:id="40"/>
+    <w:bookmarkEnd w:id="41"/>
     <w:sectPr>
       <w:footnotePr>
         <w:numRestart w:val="eachSect"/>
